--- a/ms/secondRevisionSubmission/title.docx
+++ b/ms/secondRevisionSubmission/title.docx
@@ -135,28 +135,7 @@
         <w:rPr>
           <w:rFonts w:ascii="Times New Roman" w:eastAsia="Times New Roman" w:hAnsi="Times New Roman" w:cs="Times New Roman"/>
         </w:rPr>
-        <w:br/>
-      </w:r>
-      <w:proofErr w:type="spellStart"/>
-      <w:r>
-        <w:rPr>
-          <w:rFonts w:ascii="Times New Roman" w:eastAsia="Times New Roman" w:hAnsi="Times New Roman" w:cs="Times New Roman"/>
-          <w:vertAlign w:val="superscript"/>
-        </w:rPr>
-        <w:t>ǂ</w:t>
-      </w:r>
-      <w:r>
-        <w:rPr>
-          <w:rFonts w:ascii="Times New Roman" w:eastAsia="Times New Roman" w:hAnsi="Times New Roman" w:cs="Times New Roman"/>
-        </w:rPr>
-        <w:t>Share</w:t>
-      </w:r>
-      <w:proofErr w:type="spellEnd"/>
-      <w:r>
-        <w:rPr>
-          <w:rFonts w:ascii="Times New Roman" w:eastAsia="Times New Roman" w:hAnsi="Times New Roman" w:cs="Times New Roman"/>
-        </w:rPr>
-        <w:t xml:space="preserve"> first-authorship</w:t>
+        <w:t xml:space="preserve"> </w:t>
       </w:r>
     </w:p>
     <w:p>
@@ -166,104 +145,48 @@
         <w:jc w:val="center"/>
         <w:rPr>
           <w:rFonts w:ascii="Times New Roman" w:eastAsia="Times New Roman" w:hAnsi="Times New Roman" w:cs="Times New Roman"/>
-        </w:rPr>
-      </w:pPr>
-      <w:r>
-        <w:rPr>
-          <w:rFonts w:ascii="Times New Roman" w:eastAsia="Times New Roman" w:hAnsi="Times New Roman" w:cs="Times New Roman"/>
-        </w:rPr>
-        <w:t>Vanderbilt University</w:t>
-      </w:r>
-    </w:p>
-    <w:p>
-      <w:pPr>
-        <w:spacing w:after="0" w:line="480" w:lineRule="auto"/>
-        <w:contextualSpacing/>
-        <w:rPr>
-          <w:rFonts w:ascii="Times New Roman" w:eastAsia="Times New Roman" w:hAnsi="Times New Roman" w:cs="Times New Roman"/>
-        </w:rPr>
-      </w:pPr>
-    </w:p>
-    <w:p>
-      <w:pPr>
-        <w:spacing w:after="0" w:line="480" w:lineRule="auto"/>
-        <w:contextualSpacing/>
-        <w:rPr>
-          <w:rFonts w:ascii="Times New Roman" w:eastAsia="Times New Roman" w:hAnsi="Times New Roman" w:cs="Times New Roman"/>
-        </w:rPr>
-      </w:pPr>
-    </w:p>
-    <w:p>
-      <w:pPr>
-        <w:spacing w:after="0" w:line="480" w:lineRule="auto"/>
-        <w:contextualSpacing/>
-        <w:rPr>
-          <w:rFonts w:ascii="Times New Roman" w:eastAsia="Times New Roman" w:hAnsi="Times New Roman" w:cs="Times New Roman"/>
-        </w:rPr>
-      </w:pPr>
-    </w:p>
-    <w:p>
-      <w:pPr>
-        <w:spacing w:after="0" w:line="480" w:lineRule="auto"/>
-        <w:contextualSpacing/>
-        <w:rPr>
-          <w:rFonts w:ascii="Times New Roman" w:eastAsia="Times New Roman" w:hAnsi="Times New Roman" w:cs="Times New Roman"/>
-        </w:rPr>
-      </w:pPr>
-    </w:p>
-    <w:p>
-      <w:pPr>
-        <w:spacing w:after="0" w:line="480" w:lineRule="auto"/>
-        <w:contextualSpacing/>
-        <w:rPr>
-          <w:rFonts w:ascii="Times New Roman" w:eastAsia="Times New Roman" w:hAnsi="Times New Roman" w:cs="Times New Roman"/>
-        </w:rPr>
-      </w:pPr>
-    </w:p>
-    <w:p>
-      <w:pPr>
-        <w:spacing w:after="0" w:line="480" w:lineRule="auto"/>
-        <w:contextualSpacing/>
-        <w:rPr>
-          <w:rFonts w:ascii="Times New Roman" w:eastAsia="Times New Roman" w:hAnsi="Times New Roman" w:cs="Times New Roman"/>
-        </w:rPr>
-      </w:pPr>
-    </w:p>
-    <w:p>
-      <w:pPr>
-        <w:spacing w:after="0" w:line="480" w:lineRule="auto"/>
-        <w:contextualSpacing/>
-        <w:rPr>
-          <w:rFonts w:ascii="Times New Roman" w:eastAsia="Times New Roman" w:hAnsi="Times New Roman" w:cs="Times New Roman"/>
-        </w:rPr>
-      </w:pPr>
-    </w:p>
-    <w:p>
-      <w:pPr>
-        <w:spacing w:after="0" w:line="480" w:lineRule="auto"/>
-        <w:contextualSpacing/>
-        <w:rPr>
-          <w:rFonts w:ascii="Times New Roman" w:eastAsia="Times New Roman" w:hAnsi="Times New Roman" w:cs="Times New Roman"/>
-        </w:rPr>
-      </w:pPr>
-    </w:p>
-    <w:p>
-      <w:pPr>
-        <w:spacing w:after="0" w:line="480" w:lineRule="auto"/>
-        <w:contextualSpacing/>
-        <w:rPr>
-          <w:rFonts w:ascii="Times New Roman" w:eastAsia="Times New Roman" w:hAnsi="Times New Roman" w:cs="Times New Roman"/>
-        </w:rPr>
-      </w:pPr>
-    </w:p>
-    <w:p>
-      <w:pPr>
-        <w:spacing w:after="0" w:line="480" w:lineRule="auto"/>
-        <w:contextualSpacing/>
-        <w:rPr>
-          <w:rFonts w:ascii="Times New Roman" w:eastAsia="Times New Roman" w:hAnsi="Times New Roman" w:cs="Times New Roman"/>
-        </w:rPr>
-      </w:pPr>
+          <w:vertAlign w:val="superscript"/>
+        </w:rPr>
+      </w:pPr>
+      <w:r>
+        <w:rPr>
+          <w:rFonts w:ascii="Times New Roman" w:eastAsia="Times New Roman" w:hAnsi="Times New Roman" w:cs="Times New Roman"/>
+        </w:rPr>
+        <w:t>Department of Psychology and Human Development, Vanderbilt University, Nashville, Tennessee</w:t>
+      </w:r>
+      <w:r>
+        <w:rPr>
+          <w:rFonts w:ascii="Times New Roman" w:eastAsia="Times New Roman" w:hAnsi="Times New Roman" w:cs="Times New Roman"/>
+        </w:rPr>
+        <w:t>, USA</w:t>
+      </w:r>
+      <w:r>
+        <w:rPr>
+          <w:rFonts w:ascii="Times New Roman" w:eastAsia="Times New Roman" w:hAnsi="Times New Roman" w:cs="Times New Roman"/>
+        </w:rPr>
+        <w:br/>
+      </w:r>
+      <w:proofErr w:type="spellStart"/>
+      <w:r>
+        <w:rPr>
+          <w:rFonts w:ascii="Times New Roman" w:eastAsia="Times New Roman" w:hAnsi="Times New Roman" w:cs="Times New Roman"/>
+          <w:vertAlign w:val="superscript"/>
+        </w:rPr>
+        <w:t>ǂ</w:t>
+      </w:r>
+      <w:r>
+        <w:rPr>
+          <w:rFonts w:ascii="Times New Roman" w:eastAsia="Times New Roman" w:hAnsi="Times New Roman" w:cs="Times New Roman"/>
+        </w:rPr>
+        <w:t>Share</w:t>
+      </w:r>
+      <w:proofErr w:type="spellEnd"/>
+      <w:r>
+        <w:rPr>
+          <w:rFonts w:ascii="Times New Roman" w:eastAsia="Times New Roman" w:hAnsi="Times New Roman" w:cs="Times New Roman"/>
+        </w:rPr>
+        <w:t xml:space="preserve"> first-authorship</w:t>
+      </w:r>
     </w:p>
     <w:p>
       <w:pPr>
@@ -274,13 +197,7 @@
         <w:rPr>
           <w:rFonts w:ascii="Times New Roman" w:eastAsia="Times New Roman" w:hAnsi="Times New Roman" w:cs="Times New Roman"/>
         </w:rPr>
-        <w:t>Address correspondence either to Deon T. Benton</w:t>
-      </w:r>
-      <w:r>
-        <w:rPr>
-          <w:rFonts w:ascii="Times New Roman" w:eastAsia="Times New Roman" w:hAnsi="Times New Roman" w:cs="Times New Roman"/>
-        </w:rPr>
-        <w:t xml:space="preserve"> (</w:t>
+        <w:t>Address correspondence either to Deon T. Benton (</w:t>
       </w:r>
       <w:hyperlink r:id="rId6" w:history="1">
         <w:r>
@@ -295,19 +212,7 @@
         <w:rPr>
           <w:rFonts w:ascii="Times New Roman" w:eastAsia="Times New Roman" w:hAnsi="Times New Roman" w:cs="Times New Roman"/>
         </w:rPr>
-        <w:t xml:space="preserve">) </w:t>
-      </w:r>
-      <w:r>
-        <w:rPr>
-          <w:rFonts w:ascii="Times New Roman" w:eastAsia="Times New Roman" w:hAnsi="Times New Roman" w:cs="Times New Roman"/>
-        </w:rPr>
-        <w:t>or Justine E. Hoch</w:t>
-      </w:r>
-      <w:r>
-        <w:rPr>
-          <w:rFonts w:ascii="Times New Roman" w:eastAsia="Times New Roman" w:hAnsi="Times New Roman" w:cs="Times New Roman"/>
-        </w:rPr>
-        <w:t xml:space="preserve"> (</w:t>
+        <w:t>) or Justine E. Hoch (</w:t>
       </w:r>
       <w:hyperlink r:id="rId7" w:history="1">
         <w:r>
@@ -315,88 +220,269 @@
             <w:rStyle w:val="Hyperlink"/>
             <w:rFonts w:ascii="Times New Roman" w:eastAsia="Times New Roman" w:hAnsi="Times New Roman" w:cs="Times New Roman"/>
           </w:rPr>
-          <w:t>justine.hoch.1@</w:t>
-        </w:r>
-        <w:r>
-          <w:rPr>
-            <w:rStyle w:val="Hyperlink"/>
-            <w:rFonts w:ascii="Times New Roman" w:eastAsia="Times New Roman" w:hAnsi="Times New Roman" w:cs="Times New Roman"/>
-          </w:rPr>
-          <w:t>v</w:t>
-        </w:r>
-        <w:r>
-          <w:rPr>
-            <w:rStyle w:val="Hyperlink"/>
-            <w:rFonts w:ascii="Times New Roman" w:eastAsia="Times New Roman" w:hAnsi="Times New Roman" w:cs="Times New Roman"/>
-          </w:rPr>
-          <w:t>anderbilt.</w:t>
-        </w:r>
-        <w:r>
-          <w:rPr>
-            <w:rStyle w:val="Hyperlink"/>
-            <w:rFonts w:ascii="Times New Roman" w:eastAsia="Times New Roman" w:hAnsi="Times New Roman" w:cs="Times New Roman"/>
-          </w:rPr>
-          <w:t>e</w:t>
-        </w:r>
-        <w:r>
-          <w:rPr>
-            <w:rStyle w:val="Hyperlink"/>
-            <w:rFonts w:ascii="Times New Roman" w:eastAsia="Times New Roman" w:hAnsi="Times New Roman" w:cs="Times New Roman"/>
-          </w:rPr>
-          <w:t>du</w:t>
+          <w:t>justine.hoch.1@vanderbilt.edu</w:t>
         </w:r>
       </w:hyperlink>
       <w:r>
         <w:rPr>
           <w:rFonts w:ascii="Times New Roman" w:eastAsia="Times New Roman" w:hAnsi="Times New Roman" w:cs="Times New Roman"/>
         </w:rPr>
-        <w:t>)</w:t>
-      </w:r>
-      <w:r>
-        <w:rPr>
-          <w:rFonts w:ascii="Times New Roman" w:eastAsia="Times New Roman" w:hAnsi="Times New Roman" w:cs="Times New Roman"/>
-        </w:rPr>
-        <w:t>, Department of Psychology and Human Development, Vanderbilt University, Peabody College, 230 Appleton Place #552, Nashville, TN 37235</w:t>
-      </w:r>
-    </w:p>
-    <w:p>
-      <w:pPr>
+        <w:t>), Department of Psychology and Human Development, Vanderbilt University, Peabody College, 230 Appleton Place #552, Nashville, TN 37235</w:t>
+      </w:r>
+    </w:p>
+    <w:p>
+      <w:pPr>
+        <w:spacing w:after="0" w:line="480" w:lineRule="auto"/>
         <w:contextualSpacing/>
         <w:rPr>
-          <w:rFonts w:ascii="Times New Roman" w:hAnsi="Times New Roman" w:cs="Times New Roman"/>
-        </w:rPr>
-      </w:pPr>
-    </w:p>
-    <w:p>
-      <w:pPr>
+          <w:rFonts w:ascii="Times New Roman" w:eastAsia="Times New Roman" w:hAnsi="Times New Roman" w:cs="Times New Roman"/>
+          <w:vertAlign w:val="superscript"/>
+        </w:rPr>
+      </w:pPr>
+    </w:p>
+    <w:p>
+      <w:pPr>
+        <w:spacing w:after="0" w:line="480" w:lineRule="auto"/>
         <w:contextualSpacing/>
         <w:rPr>
-          <w:rFonts w:ascii="Times New Roman" w:hAnsi="Times New Roman" w:cs="Times New Roman"/>
-        </w:rPr>
-      </w:pPr>
-      <w:r>
-        <w:rPr>
-          <w:rFonts w:ascii="Times New Roman" w:hAnsi="Times New Roman" w:cs="Times New Roman"/>
-        </w:rPr>
-        <w:t xml:space="preserve">Data availability statement: </w:t>
-      </w:r>
-      <w:r>
-        <w:rPr>
-          <w:rFonts w:ascii="Times New Roman" w:hAnsi="Times New Roman" w:cs="Times New Roman"/>
-        </w:rPr>
-        <w:t>The</w:t>
-      </w:r>
-      <w:r>
-        <w:rPr>
-          <w:rFonts w:ascii="Times New Roman" w:hAnsi="Times New Roman" w:cs="Times New Roman"/>
-        </w:rPr>
-        <w:t xml:space="preserve"> code and network-modeling scripts</w:t>
-      </w:r>
-      <w:r>
-        <w:rPr>
-          <w:rFonts w:ascii="Times New Roman" w:hAnsi="Times New Roman" w:cs="Times New Roman"/>
-        </w:rPr>
-        <w:t xml:space="preserve"> are available upon reasonable request</w:t>
+          <w:rFonts w:ascii="Times New Roman" w:eastAsia="Times New Roman" w:hAnsi="Times New Roman" w:cs="Times New Roman"/>
+        </w:rPr>
+      </w:pPr>
+    </w:p>
+    <w:p>
+      <w:pPr>
+        <w:spacing w:after="0" w:line="480" w:lineRule="auto"/>
+        <w:contextualSpacing/>
+        <w:rPr>
+          <w:rFonts w:ascii="Times New Roman" w:eastAsia="Times New Roman" w:hAnsi="Times New Roman" w:cs="Times New Roman"/>
+        </w:rPr>
+      </w:pPr>
+    </w:p>
+    <w:p>
+      <w:pPr>
+        <w:spacing w:after="0" w:line="480" w:lineRule="auto"/>
+        <w:contextualSpacing/>
+        <w:rPr>
+          <w:rFonts w:ascii="Times New Roman" w:eastAsia="Times New Roman" w:hAnsi="Times New Roman" w:cs="Times New Roman"/>
+        </w:rPr>
+      </w:pPr>
+      <w:r>
+        <w:rPr>
+          <w:rFonts w:ascii="Times New Roman" w:eastAsia="Times New Roman" w:hAnsi="Times New Roman" w:cs="Times New Roman"/>
+          <w:b/>
+          <w:bCs/>
+        </w:rPr>
+        <w:t>Conflict of interest</w:t>
+      </w:r>
+      <w:r>
+        <w:rPr>
+          <w:rFonts w:ascii="Times New Roman" w:eastAsia="Times New Roman" w:hAnsi="Times New Roman" w:cs="Times New Roman"/>
+          <w:b/>
+          <w:bCs/>
+        </w:rPr>
+        <w:t xml:space="preserve">: </w:t>
+      </w:r>
+      <w:r>
+        <w:rPr>
+          <w:rFonts w:ascii="Times New Roman" w:eastAsia="Times New Roman" w:hAnsi="Times New Roman" w:cs="Times New Roman"/>
+        </w:rPr>
+        <w:t>None.</w:t>
+      </w:r>
+    </w:p>
+    <w:p>
+      <w:pPr>
+        <w:spacing w:after="0" w:line="480" w:lineRule="auto"/>
+        <w:contextualSpacing/>
+        <w:rPr>
+          <w:rFonts w:ascii="Times New Roman" w:eastAsia="Times New Roman" w:hAnsi="Times New Roman" w:cs="Times New Roman"/>
+          <w:b/>
+          <w:bCs/>
+        </w:rPr>
+      </w:pPr>
+      <w:r>
+        <w:rPr>
+          <w:rFonts w:ascii="Times New Roman" w:eastAsia="Times New Roman" w:hAnsi="Times New Roman" w:cs="Times New Roman"/>
+          <w:b/>
+          <w:bCs/>
+        </w:rPr>
+        <w:t>Funding</w:t>
+      </w:r>
+      <w:r>
+        <w:rPr>
+          <w:rFonts w:ascii="Times New Roman" w:eastAsia="Times New Roman" w:hAnsi="Times New Roman" w:cs="Times New Roman"/>
+          <w:b/>
+          <w:bCs/>
+        </w:rPr>
+        <w:t>:</w:t>
+      </w:r>
+      <w:r>
+        <w:rPr>
+          <w:rFonts w:ascii="Times New Roman" w:eastAsia="Times New Roman" w:hAnsi="Times New Roman" w:cs="Times New Roman"/>
+          <w:b/>
+          <w:bCs/>
+        </w:rPr>
+        <w:t xml:space="preserve"> </w:t>
+      </w:r>
+      <w:r>
+        <w:rPr>
+          <w:rFonts w:ascii="Times New Roman" w:eastAsia="Times New Roman" w:hAnsi="Times New Roman" w:cs="Times New Roman"/>
+        </w:rPr>
+        <w:t>This research did not receive funding.</w:t>
+      </w:r>
+    </w:p>
+    <w:p>
+      <w:pPr>
+        <w:contextualSpacing/>
+        <w:rPr>
+          <w:rFonts w:ascii="Times New Roman" w:hAnsi="Times New Roman" w:cs="Times New Roman"/>
+        </w:rPr>
+      </w:pPr>
+      <w:r>
+        <w:rPr>
+          <w:rFonts w:ascii="Times New Roman" w:hAnsi="Times New Roman" w:cs="Times New Roman"/>
+          <w:b/>
+          <w:bCs/>
+        </w:rPr>
+        <w:t>Data availability statement</w:t>
+      </w:r>
+      <w:r>
+        <w:rPr>
+          <w:rFonts w:ascii="Times New Roman" w:hAnsi="Times New Roman" w:cs="Times New Roman"/>
+          <w:b/>
+          <w:bCs/>
+        </w:rPr>
+        <w:t>:</w:t>
+      </w:r>
+      <w:r>
+        <w:rPr>
+          <w:rFonts w:ascii="Times New Roman" w:hAnsi="Times New Roman" w:cs="Times New Roman"/>
+        </w:rPr>
+        <w:t xml:space="preserve"> </w:t>
+      </w:r>
+      <w:r>
+        <w:rPr>
+          <w:rFonts w:ascii="Times New Roman" w:hAnsi="Times New Roman" w:cs="Times New Roman"/>
+        </w:rPr>
+        <w:t xml:space="preserve">The modeling scripts and data </w:t>
+      </w:r>
+      <w:r>
+        <w:rPr>
+          <w:rFonts w:ascii="Times New Roman" w:hAnsi="Times New Roman" w:cs="Times New Roman"/>
+        </w:rPr>
+        <w:t>are available for download at https://osf.io/9mqyn/overview?view_only=c09f319c3fa643d9b688cb09e0794379.</w:t>
+      </w:r>
+    </w:p>
+    <w:p>
+      <w:pPr>
+        <w:contextualSpacing/>
+        <w:rPr>
+          <w:rFonts w:ascii="Times New Roman" w:hAnsi="Times New Roman" w:cs="Times New Roman"/>
+        </w:rPr>
+      </w:pPr>
+    </w:p>
+    <w:p>
+      <w:pPr>
+        <w:contextualSpacing/>
+        <w:jc w:val="center"/>
+        <w:rPr>
+          <w:rFonts w:ascii="Times New Roman" w:hAnsi="Times New Roman" w:cs="Times New Roman"/>
+          <w:b/>
+          <w:bCs/>
+        </w:rPr>
+      </w:pPr>
+      <w:r>
+        <w:rPr>
+          <w:rFonts w:ascii="Times New Roman" w:hAnsi="Times New Roman" w:cs="Times New Roman"/>
+          <w:b/>
+          <w:bCs/>
+        </w:rPr>
+        <w:t>Author Contributions</w:t>
+      </w:r>
+    </w:p>
+    <w:p>
+      <w:pPr>
+        <w:contextualSpacing/>
+        <w:rPr>
+          <w:rFonts w:ascii="Times New Roman" w:hAnsi="Times New Roman" w:cs="Times New Roman"/>
+        </w:rPr>
+      </w:pPr>
+      <w:r>
+        <w:rPr>
+          <w:rFonts w:ascii="Times New Roman" w:hAnsi="Times New Roman" w:cs="Times New Roman"/>
+          <w:b/>
+          <w:bCs/>
+        </w:rPr>
+        <w:t>Deon</w:t>
+      </w:r>
+      <w:r>
+        <w:rPr>
+          <w:rFonts w:ascii="Times New Roman" w:hAnsi="Times New Roman" w:cs="Times New Roman"/>
+          <w:b/>
+          <w:bCs/>
+        </w:rPr>
+        <w:t xml:space="preserve"> </w:t>
+      </w:r>
+      <w:r>
+        <w:rPr>
+          <w:rFonts w:ascii="Times New Roman" w:hAnsi="Times New Roman" w:cs="Times New Roman"/>
+          <w:b/>
+          <w:bCs/>
+        </w:rPr>
+        <w:t xml:space="preserve">T. </w:t>
+      </w:r>
+      <w:r>
+        <w:rPr>
+          <w:rFonts w:ascii="Times New Roman" w:hAnsi="Times New Roman" w:cs="Times New Roman"/>
+          <w:b/>
+          <w:bCs/>
+        </w:rPr>
+        <w:t>Benton</w:t>
+      </w:r>
+      <w:r>
+        <w:rPr>
+          <w:rFonts w:ascii="Times New Roman" w:hAnsi="Times New Roman" w:cs="Times New Roman"/>
+          <w:b/>
+          <w:bCs/>
+        </w:rPr>
+        <w:t>:</w:t>
+      </w:r>
+      <w:r>
+        <w:rPr>
+          <w:rFonts w:ascii="Times New Roman" w:hAnsi="Times New Roman" w:cs="Times New Roman"/>
+        </w:rPr>
+        <w:t xml:space="preserve"> Conceptualization, </w:t>
+      </w:r>
+      <w:r>
+        <w:rPr>
+          <w:rFonts w:ascii="Times New Roman" w:hAnsi="Times New Roman" w:cs="Times New Roman"/>
+        </w:rPr>
+        <w:t xml:space="preserve">Formal Analysis, Investigation, Methodology, Software, Visualization, </w:t>
+      </w:r>
+      <w:r>
+        <w:rPr>
+          <w:rFonts w:ascii="Times New Roman" w:hAnsi="Times New Roman" w:cs="Times New Roman"/>
+        </w:rPr>
+        <w:t>Writing</w:t>
+      </w:r>
+      <w:r>
+        <w:rPr>
+          <w:rFonts w:ascii="Times New Roman" w:hAnsi="Times New Roman" w:cs="Times New Roman"/>
+        </w:rPr>
+        <w:t xml:space="preserve"> </w:t>
+      </w:r>
+      <w:proofErr w:type="gramStart"/>
+      <w:r>
+        <w:rPr>
+          <w:rFonts w:ascii="Times New Roman" w:hAnsi="Times New Roman" w:cs="Times New Roman"/>
+        </w:rPr>
+        <w:t>–  original</w:t>
+      </w:r>
+      <w:proofErr w:type="gramEnd"/>
+      <w:r>
+        <w:rPr>
+          <w:rFonts w:ascii="Times New Roman" w:hAnsi="Times New Roman" w:cs="Times New Roman"/>
+        </w:rPr>
+        <w:t xml:space="preserve"> draft, Writing – review and editing</w:t>
       </w:r>
       <w:r>
         <w:rPr>
@@ -404,6 +490,58 @@
         </w:rPr>
         <w:t>.</w:t>
       </w:r>
+      <w:r>
+        <w:rPr>
+          <w:rFonts w:ascii="Times New Roman" w:hAnsi="Times New Roman" w:cs="Times New Roman"/>
+        </w:rPr>
+        <w:br/>
+      </w:r>
+      <w:r>
+        <w:rPr>
+          <w:rFonts w:ascii="Times New Roman" w:hAnsi="Times New Roman" w:cs="Times New Roman"/>
+        </w:rPr>
+        <w:br/>
+      </w:r>
+      <w:r>
+        <w:rPr>
+          <w:rFonts w:ascii="Times New Roman" w:hAnsi="Times New Roman" w:cs="Times New Roman"/>
+          <w:b/>
+          <w:bCs/>
+        </w:rPr>
+        <w:t>Justine E. Hoch</w:t>
+      </w:r>
+      <w:r>
+        <w:rPr>
+          <w:rFonts w:ascii="Times New Roman" w:hAnsi="Times New Roman" w:cs="Times New Roman"/>
+          <w:b/>
+          <w:bCs/>
+        </w:rPr>
+        <w:t>:</w:t>
+      </w:r>
+      <w:r>
+        <w:rPr>
+          <w:rFonts w:ascii="Times New Roman" w:hAnsi="Times New Roman" w:cs="Times New Roman"/>
+        </w:rPr>
+        <w:t xml:space="preserve"> Conceptualization, </w:t>
+      </w:r>
+      <w:r>
+        <w:rPr>
+          <w:rFonts w:ascii="Times New Roman" w:hAnsi="Times New Roman" w:cs="Times New Roman"/>
+        </w:rPr>
+        <w:t xml:space="preserve">Investigation, Methodology, Visualization, </w:t>
+      </w:r>
+      <w:r>
+        <w:rPr>
+          <w:rFonts w:ascii="Times New Roman" w:hAnsi="Times New Roman" w:cs="Times New Roman"/>
+        </w:rPr>
+        <w:t>Writing</w:t>
+      </w:r>
+      <w:r>
+        <w:rPr>
+          <w:rFonts w:ascii="Times New Roman" w:hAnsi="Times New Roman" w:cs="Times New Roman"/>
+        </w:rPr>
+        <w:t xml:space="preserve"> –  original draft, Writing – review and editing.</w:t>
+      </w:r>
     </w:p>
     <w:p>
       <w:pPr>
@@ -412,11 +550,64 @@
           <w:rFonts w:ascii="Times New Roman" w:hAnsi="Times New Roman" w:cs="Times New Roman"/>
         </w:rPr>
       </w:pPr>
-      <w:r>
-        <w:rPr>
-          <w:rFonts w:ascii="Times New Roman" w:hAnsi="Times New Roman" w:cs="Times New Roman"/>
-        </w:rPr>
-        <w:t>Conflicts of interests: none</w:t>
+    </w:p>
+    <w:p>
+      <w:pPr>
+        <w:contextualSpacing/>
+        <w:jc w:val="center"/>
+        <w:rPr>
+          <w:rFonts w:ascii="Times New Roman" w:hAnsi="Times New Roman" w:cs="Times New Roman"/>
+          <w:b/>
+          <w:bCs/>
+        </w:rPr>
+      </w:pPr>
+      <w:r>
+        <w:rPr>
+          <w:rFonts w:ascii="Times New Roman" w:hAnsi="Times New Roman" w:cs="Times New Roman"/>
+          <w:b/>
+          <w:bCs/>
+        </w:rPr>
+        <w:t>Author Contributions</w:t>
+      </w:r>
+    </w:p>
+    <w:p>
+      <w:pPr>
+        <w:spacing w:line="240" w:lineRule="auto"/>
+        <w:rPr>
+          <w:rFonts w:ascii="Times New Roman" w:hAnsi="Times New Roman" w:cs="Times New Roman"/>
+        </w:rPr>
+      </w:pPr>
+      <w:r>
+        <w:rPr>
+          <w:rFonts w:ascii="Times New Roman" w:eastAsia="Times New Roman" w:hAnsi="Times New Roman" w:cs="Times New Roman"/>
+        </w:rPr>
+        <w:t xml:space="preserve">We would like to thank Veronica Hearne, Rebecca Beaton, </w:t>
+      </w:r>
+      <w:proofErr w:type="spellStart"/>
+      <w:r>
+        <w:rPr>
+          <w:rFonts w:ascii="Times New Roman" w:eastAsia="Times New Roman" w:hAnsi="Times New Roman" w:cs="Times New Roman"/>
+        </w:rPr>
+        <w:t>Tairan</w:t>
+      </w:r>
+      <w:proofErr w:type="spellEnd"/>
+      <w:r>
+        <w:rPr>
+          <w:rFonts w:ascii="Times New Roman" w:eastAsia="Times New Roman" w:hAnsi="Times New Roman" w:cs="Times New Roman"/>
+        </w:rPr>
+        <w:t xml:space="preserve"> Liu, Jessica Ye, </w:t>
+      </w:r>
+      <w:r>
+        <w:rPr>
+          <w:rFonts w:ascii="Times New Roman" w:eastAsia="Times New Roman" w:hAnsi="Times New Roman" w:cs="Times New Roman"/>
+        </w:rPr>
+        <w:t>and four</w:t>
+      </w:r>
+      <w:r>
+        <w:rPr>
+          <w:rFonts w:ascii="Times New Roman" w:eastAsia="Times New Roman" w:hAnsi="Times New Roman" w:cs="Times New Roman"/>
+        </w:rPr>
+        <w:t xml:space="preserve"> anonymous reviewers for helpful comments on earlier versions of this manuscript. </w:t>
       </w:r>
     </w:p>
     <w:sectPr>
